--- a/downloads/teacher/04 Units/Unit 02 - Individual Growth and Life Readiness - Me, My Goals, My Money/Lesson 02.01 - Values and What Matters to Me.docx
+++ b/downloads/teacher/04 Units/Unit 02 - Individual Growth and Life Readiness - Me, My Goals, My Money/Lesson 02.01 - Values and What Matters to Me.docx
@@ -242,11 +242,17 @@
       <w:r>
         <w:t xml:space="preserve">By the end of this lesson, students will be able to:</w:t>
       </w:r>
-      <w:r>
-        <w:t xml:space="preserve"> </w:t>
-      </w:r>
-      <w:r>
-        <w:t xml:space="preserve">1. (Low) Given the 24 value cards, define</w:t>
+    </w:p>
+    <w:p>
+      <w:pPr>
+        <w:numPr>
+          <w:ilvl w:val="0"/>
+          <w:numId w:val="1002"/>
+        </w:numPr>
+        <w:pStyle w:val="Compact"/>
+      </w:pPr>
+      <w:r>
+        <w:t xml:space="preserve">(Low) Given the 24 value cards, define</w:t>
       </w:r>
       <w:r>
         <w:t xml:space="preserve"> </w:t>
@@ -266,11 +272,17 @@
       <w:r>
         <w:t xml:space="preserve">in their own words and sort the deck into three piles (matters a lot, matters some, matters less) with every card placed.</w:t>
       </w:r>
-      <w:r>
-        <w:t xml:space="preserve"> </w:t>
-      </w:r>
-      <w:r>
-        <w:t xml:space="preserve">2. (Mid) From the</w:t>
+    </w:p>
+    <w:p>
+      <w:pPr>
+        <w:numPr>
+          <w:ilvl w:val="0"/>
+          <w:numId w:val="1002"/>
+        </w:numPr>
+        <w:pStyle w:val="Compact"/>
+      </w:pPr>
+      <w:r>
+        <w:t xml:space="preserve">(Mid) From the</w:t>
       </w:r>
       <w:r>
         <w:t xml:space="preserve"> </w:t>
@@ -290,11 +302,17 @@
       <w:r>
         <w:t xml:space="preserve">pile, choose a top five and then a top three, and explain in one sentence each how one of the top three shows up in a real choice about spending, time, or friends.</w:t>
       </w:r>
-      <w:r>
-        <w:t xml:space="preserve"> </w:t>
-      </w:r>
-      <w:r>
-        <w:t xml:space="preserve">3. (High) Given a value, write one personal standard that goes with it (the rule you hold yourself to), and judge whether one of your own recent choices matched that standard.</w:t>
+    </w:p>
+    <w:p>
+      <w:pPr>
+        <w:numPr>
+          <w:ilvl w:val="0"/>
+          <w:numId w:val="1002"/>
+        </w:numPr>
+        <w:pStyle w:val="Compact"/>
+      </w:pPr>
+      <w:r>
+        <w:t xml:space="preserve">(High) Given a value, write one personal standard that goes with it (the rule you hold yourself to), and judge whether one of your own recent choices matched that standard.</w:t>
       </w:r>
     </w:p>
     <w:p>
@@ -335,7 +353,7 @@
       <w:pPr>
         <w:numPr>
           <w:ilvl w:val="0"/>
-          <w:numId w:val="1002"/>
+          <w:numId w:val="1003"/>
         </w:numPr>
         <w:pStyle w:val="Compact"/>
       </w:pPr>
@@ -368,7 +386,7 @@
       <w:pPr>
         <w:numPr>
           <w:ilvl w:val="0"/>
-          <w:numId w:val="1002"/>
+          <w:numId w:val="1003"/>
         </w:numPr>
         <w:pStyle w:val="Compact"/>
       </w:pPr>
@@ -380,7 +398,7 @@
       <w:pPr>
         <w:numPr>
           <w:ilvl w:val="0"/>
-          <w:numId w:val="1002"/>
+          <w:numId w:val="1003"/>
         </w:numPr>
         <w:pStyle w:val="Compact"/>
       </w:pPr>
@@ -401,7 +419,7 @@
       <w:pPr>
         <w:numPr>
           <w:ilvl w:val="0"/>
-          <w:numId w:val="1002"/>
+          <w:numId w:val="1003"/>
         </w:numPr>
         <w:pStyle w:val="Compact"/>
       </w:pPr>
@@ -449,7 +467,7 @@
       <w:pPr>
         <w:numPr>
           <w:ilvl w:val="0"/>
-          <w:numId w:val="1002"/>
+          <w:numId w:val="1003"/>
         </w:numPr>
         <w:pStyle w:val="Compact"/>
       </w:pPr>
@@ -461,7 +479,7 @@
       <w:pPr>
         <w:numPr>
           <w:ilvl w:val="0"/>
-          <w:numId w:val="1002"/>
+          <w:numId w:val="1003"/>
         </w:numPr>
         <w:pStyle w:val="Compact"/>
       </w:pPr>
@@ -1090,11 +1108,17 @@
       <w:r>
         <w:t xml:space="preserve">Monitor understanding:</w:t>
       </w:r>
-      <w:r>
-        <w:t xml:space="preserve"> </w:t>
-      </w:r>
-      <w:r>
-        <w:t xml:space="preserve">- Is</w:t>
+    </w:p>
+    <w:p>
+      <w:pPr>
+        <w:numPr>
+          <w:ilvl w:val="0"/>
+          <w:numId w:val="1004"/>
+        </w:numPr>
+        <w:pStyle w:val="Compact"/>
+      </w:pPr>
+      <w:r>
+        <w:t xml:space="preserve">Is</w:t>
       </w:r>
       <w:r>
         <w:t xml:space="preserve"> </w:t>
@@ -1129,11 +1153,17 @@
       <w:r>
         <w:t xml:space="preserve">? How do you tell?</w:t>
       </w:r>
-      <w:r>
-        <w:t xml:space="preserve"> </w:t>
-      </w:r>
-      <w:r>
-        <w:t xml:space="preserve">- You put</w:t>
+    </w:p>
+    <w:p>
+      <w:pPr>
+        <w:numPr>
+          <w:ilvl w:val="0"/>
+          <w:numId w:val="1004"/>
+        </w:numPr>
+        <w:pStyle w:val="Compact"/>
+      </w:pPr>
+      <w:r>
+        <w:t xml:space="preserve">You put</w:t>
       </w:r>
       <w:r>
         <w:t xml:space="preserve"> </w:t>
@@ -1171,37 +1201,61 @@
       <w:r>
         <w:t xml:space="preserve">in matters less. Can both be true? What would that look like on a Saturday?</w:t>
       </w:r>
-      <w:r>
-        <w:t xml:space="preserve"> </w:t>
-      </w:r>
-      <w:r>
-        <w:t xml:space="preserve">- What is the difference between a value and a standard? Give me one of each.</w:t>
-      </w:r>
-    </w:p>
-    <w:p>
-      <w:pPr>
-        <w:pStyle w:val="BodyText"/>
+    </w:p>
+    <w:p>
+      <w:pPr>
+        <w:numPr>
+          <w:ilvl w:val="0"/>
+          <w:numId w:val="1004"/>
+        </w:numPr>
+        <w:pStyle w:val="Compact"/>
+      </w:pPr>
+      <w:r>
+        <w:t xml:space="preserve">What is the difference between a value and a standard? Give me one of each.</w:t>
+      </w:r>
+    </w:p>
+    <w:p>
+      <w:pPr>
+        <w:pStyle w:val="FirstParagraph"/>
       </w:pPr>
       <w:r>
         <w:t xml:space="preserve">Deepen learning:</w:t>
       </w:r>
-      <w:r>
-        <w:t xml:space="preserve"> </w:t>
-      </w:r>
-      <w:r>
-        <w:t xml:space="preserve">- Two students both say they value family. One spends every Sunday at grandma’s and one does not. Are they lying? What else could explain it?</w:t>
-      </w:r>
-      <w:r>
-        <w:t xml:space="preserve"> </w:t>
-      </w:r>
-      <w:r>
-        <w:t xml:space="preserve">- Which of your top three would a stranger guess after watching you for a week? Which one would they never guess? Why?</w:t>
-      </w:r>
-      <w:r>
-        <w:t xml:space="preserve"> </w:t>
-      </w:r>
-      <w:r>
-        <w:t xml:space="preserve">- When a value and a goal fight, for example</w:t>
+    </w:p>
+    <w:p>
+      <w:pPr>
+        <w:numPr>
+          <w:ilvl w:val="0"/>
+          <w:numId w:val="1005"/>
+        </w:numPr>
+        <w:pStyle w:val="Compact"/>
+      </w:pPr>
+      <w:r>
+        <w:t xml:space="preserve">Two students both say they value family. One spends every Sunday at grandma’s and one does not. Are they lying? What else could explain it?</w:t>
+      </w:r>
+    </w:p>
+    <w:p>
+      <w:pPr>
+        <w:numPr>
+          <w:ilvl w:val="0"/>
+          <w:numId w:val="1005"/>
+        </w:numPr>
+        <w:pStyle w:val="Compact"/>
+      </w:pPr>
+      <w:r>
+        <w:t xml:space="preserve">Which of your top three would a stranger guess after watching you for a week? Which one would they never guess? Why?</w:t>
+      </w:r>
+    </w:p>
+    <w:p>
+      <w:pPr>
+        <w:numPr>
+          <w:ilvl w:val="0"/>
+          <w:numId w:val="1005"/>
+        </w:numPr>
+        <w:pStyle w:val="Compact"/>
+      </w:pPr>
+      <w:r>
+        <w:t xml:space="preserve">When a value and a goal fight, for example</w:t>
       </w:r>
       <w:r>
         <w:t xml:space="preserve"> </w:t>
@@ -1452,7 +1506,7 @@
       <w:pPr>
         <w:numPr>
           <w:ilvl w:val="0"/>
-          <w:numId w:val="1003"/>
+          <w:numId w:val="1006"/>
         </w:numPr>
         <w:pStyle w:val="Compact"/>
       </w:pPr>
@@ -1499,7 +1553,7 @@
       <w:pPr>
         <w:numPr>
           <w:ilvl w:val="0"/>
-          <w:numId w:val="1003"/>
+          <w:numId w:val="1006"/>
         </w:numPr>
         <w:pStyle w:val="Compact"/>
       </w:pPr>
@@ -1511,7 +1565,7 @@
       <w:pPr>
         <w:numPr>
           <w:ilvl w:val="0"/>
-          <w:numId w:val="1003"/>
+          <w:numId w:val="1006"/>
         </w:numPr>
         <w:pStyle w:val="Compact"/>
       </w:pPr>
@@ -1559,7 +1613,7 @@
       <w:pPr>
         <w:numPr>
           <w:ilvl w:val="0"/>
-          <w:numId w:val="1003"/>
+          <w:numId w:val="1006"/>
         </w:numPr>
         <w:pStyle w:val="Compact"/>
       </w:pPr>
@@ -1571,7 +1625,7 @@
       <w:pPr>
         <w:numPr>
           <w:ilvl w:val="0"/>
-          <w:numId w:val="1003"/>
+          <w:numId w:val="1006"/>
         </w:numPr>
         <w:pStyle w:val="Compact"/>
       </w:pPr>
@@ -1583,7 +1637,7 @@
       <w:pPr>
         <w:numPr>
           <w:ilvl w:val="0"/>
-          <w:numId w:val="1003"/>
+          <w:numId w:val="1006"/>
         </w:numPr>
         <w:pStyle w:val="Compact"/>
       </w:pPr>
@@ -1913,7 +1967,7 @@
       <w:pPr>
         <w:numPr>
           <w:ilvl w:val="0"/>
-          <w:numId w:val="1004"/>
+          <w:numId w:val="1007"/>
         </w:numPr>
         <w:pStyle w:val="Compact"/>
       </w:pPr>
@@ -1937,7 +1991,7 @@
       <w:pPr>
         <w:numPr>
           <w:ilvl w:val="0"/>
-          <w:numId w:val="1004"/>
+          <w:numId w:val="1007"/>
         </w:numPr>
         <w:pStyle w:val="Compact"/>
       </w:pPr>
@@ -1949,7 +2003,7 @@
       <w:pPr>
         <w:numPr>
           <w:ilvl w:val="0"/>
-          <w:numId w:val="1004"/>
+          <w:numId w:val="1007"/>
         </w:numPr>
         <w:pStyle w:val="Compact"/>
       </w:pPr>
@@ -1982,7 +2036,7 @@
       <w:pPr>
         <w:numPr>
           <w:ilvl w:val="0"/>
-          <w:numId w:val="1004"/>
+          <w:numId w:val="1007"/>
         </w:numPr>
         <w:pStyle w:val="Compact"/>
       </w:pPr>
@@ -1994,7 +2048,7 @@
       <w:pPr>
         <w:numPr>
           <w:ilvl w:val="0"/>
-          <w:numId w:val="1004"/>
+          <w:numId w:val="1007"/>
         </w:numPr>
         <w:pStyle w:val="Compact"/>
       </w:pPr>
@@ -2006,7 +2060,7 @@
       <w:pPr>
         <w:numPr>
           <w:ilvl w:val="0"/>
-          <w:numId w:val="1004"/>
+          <w:numId w:val="1007"/>
         </w:numPr>
         <w:pStyle w:val="Compact"/>
       </w:pPr>
@@ -2037,7 +2091,7 @@
       <w:pPr>
         <w:numPr>
           <w:ilvl w:val="0"/>
-          <w:numId w:val="1005"/>
+          <w:numId w:val="1008"/>
         </w:numPr>
         <w:pStyle w:val="Compact"/>
       </w:pPr>
@@ -2049,7 +2103,7 @@
       <w:pPr>
         <w:numPr>
           <w:ilvl w:val="0"/>
-          <w:numId w:val="1005"/>
+          <w:numId w:val="1008"/>
         </w:numPr>
         <w:pStyle w:val="Compact"/>
       </w:pPr>
@@ -2109,7 +2163,7 @@
       <w:pPr>
         <w:numPr>
           <w:ilvl w:val="0"/>
-          <w:numId w:val="1005"/>
+          <w:numId w:val="1008"/>
         </w:numPr>
         <w:pStyle w:val="Compact"/>
       </w:pPr>
@@ -2151,7 +2205,7 @@
       <w:pPr>
         <w:numPr>
           <w:ilvl w:val="0"/>
-          <w:numId w:val="1005"/>
+          <w:numId w:val="1008"/>
         </w:numPr>
         <w:pStyle w:val="Compact"/>
       </w:pPr>
@@ -2199,7 +2253,7 @@
       <w:pPr>
         <w:numPr>
           <w:ilvl w:val="0"/>
-          <w:numId w:val="1005"/>
+          <w:numId w:val="1008"/>
         </w:numPr>
         <w:pStyle w:val="Compact"/>
       </w:pPr>
@@ -2214,7 +2268,7 @@
       <w:pPr>
         <w:numPr>
           <w:ilvl w:val="0"/>
-          <w:numId w:val="1005"/>
+          <w:numId w:val="1008"/>
         </w:numPr>
         <w:pStyle w:val="Compact"/>
       </w:pPr>
@@ -2507,6 +2561,118 @@
       </w:pPr>
     </w:lvl>
   </w:abstractNum>
+  <w:abstractNum w:abstractNumId="99411">
+    <w:nsid w:val="71315dca"/>
+    <w:multiLevelType w:val="multilevel"/>
+    <w:lvl w:ilvl="0">
+      <w:start w:val="1"/>
+      <w:numFmt w:val="decimal"/>
+      <w:lvlText w:val="%1."/>
+      <w:lvlJc w:val="left"/>
+      <w:pPr>
+        <w:tabs>
+          <w:tab w:val="num" w:pos="0"/>
+        </w:tabs>
+        <w:ind w:left="480" w:hanging="480"/>
+      </w:pPr>
+    </w:lvl>
+    <w:lvl w:ilvl="1">
+      <w:start w:val="1"/>
+      <w:numFmt w:val="decimal"/>
+      <w:lvlText w:val="%2."/>
+      <w:lvlJc w:val="left"/>
+      <w:pPr>
+        <w:tabs>
+          <w:tab w:val="num" w:pos="720"/>
+        </w:tabs>
+        <w:ind w:left="1200" w:hanging="480"/>
+      </w:pPr>
+    </w:lvl>
+    <w:lvl w:ilvl="2">
+      <w:start w:val="1"/>
+      <w:numFmt w:val="decimal"/>
+      <w:lvlText w:val="%3."/>
+      <w:lvlJc w:val="left"/>
+      <w:pPr>
+        <w:tabs>
+          <w:tab w:val="num" w:pos="1440"/>
+        </w:tabs>
+        <w:ind w:left="1920" w:hanging="480"/>
+      </w:pPr>
+    </w:lvl>
+    <w:lvl w:ilvl="3">
+      <w:start w:val="1"/>
+      <w:numFmt w:val="decimal"/>
+      <w:lvlText w:val="%4."/>
+      <w:lvlJc w:val="left"/>
+      <w:pPr>
+        <w:tabs>
+          <w:tab w:val="num" w:pos="2160"/>
+        </w:tabs>
+        <w:ind w:left="2640" w:hanging="480"/>
+      </w:pPr>
+    </w:lvl>
+    <w:lvl w:ilvl="4">
+      <w:start w:val="1"/>
+      <w:numFmt w:val="decimal"/>
+      <w:lvlText w:val="%5."/>
+      <w:lvlJc w:val="left"/>
+      <w:pPr>
+        <w:tabs>
+          <w:tab w:val="num" w:pos="2880"/>
+        </w:tabs>
+        <w:ind w:left="3360" w:hanging="480"/>
+      </w:pPr>
+    </w:lvl>
+    <w:lvl w:ilvl="5">
+      <w:start w:val="1"/>
+      <w:numFmt w:val="decimal"/>
+      <w:lvlText w:val="%6."/>
+      <w:lvlJc w:val="left"/>
+      <w:pPr>
+        <w:tabs>
+          <w:tab w:val="num" w:pos="3600"/>
+        </w:tabs>
+        <w:ind w:left="4080" w:hanging="480"/>
+      </w:pPr>
+    </w:lvl>
+    <w:lvl w:ilvl="6">
+      <w:start w:val="1"/>
+      <w:numFmt w:val="decimal"/>
+      <w:lvlText w:val="%7."/>
+      <w:lvlJc w:val="left"/>
+      <w:pPr>
+        <w:tabs>
+          <w:tab w:val="num" w:pos="4320"/>
+        </w:tabs>
+        <w:ind w:left="4800" w:hanging="480"/>
+      </w:pPr>
+    </w:lvl>
+    <w:lvl w:ilvl="7">
+      <w:start w:val="1"/>
+      <w:numFmt w:val="decimal"/>
+      <w:lvlText w:val="%8."/>
+      <w:lvlJc w:val="left"/>
+      <w:pPr>
+        <w:tabs>
+          <w:tab w:val="num" w:pos="5040"/>
+        </w:tabs>
+        <w:ind w:left="5520" w:hanging="480"/>
+      </w:pPr>
+    </w:lvl>
+    <w:lvl w:ilvl="8">
+      <w:start w:val="1"/>
+      <w:numFmt w:val="decimal"/>
+      <w:lvlText w:val="%9."/>
+      <w:lvlJc w:val="left"/>
+      <w:pPr>
+        <w:tabs>
+          <w:tab w:val="num" w:pos="5760"/>
+        </w:tabs>
+        <w:ind w:left="6240" w:hanging="480"/>
+      </w:pPr>
+    </w:lvl>
+  </w:abstractNum>
   <w:num w:numId="1000">
     <w:abstractNumId w:val="990"/>
   </w:num>
@@ -2514,7 +2680,34 @@
     <w:abstractNumId w:val="991"/>
   </w:num>
   <w:num w:numId="1002">
-    <w:abstractNumId w:val="991"/>
+    <w:abstractNumId w:val="99411"/>
+    <w:lvlOverride w:ilvl="0">
+      <w:startOverride w:val="1"/>
+    </w:lvlOverride>
+    <w:lvlOverride w:ilvl="1">
+      <w:startOverride w:val="1"/>
+    </w:lvlOverride>
+    <w:lvlOverride w:ilvl="2">
+      <w:startOverride w:val="1"/>
+    </w:lvlOverride>
+    <w:lvlOverride w:ilvl="3">
+      <w:startOverride w:val="1"/>
+    </w:lvlOverride>
+    <w:lvlOverride w:ilvl="4">
+      <w:startOverride w:val="1"/>
+    </w:lvlOverride>
+    <w:lvlOverride w:ilvl="5">
+      <w:startOverride w:val="1"/>
+    </w:lvlOverride>
+    <w:lvlOverride w:ilvl="6">
+      <w:startOverride w:val="1"/>
+    </w:lvlOverride>
+    <w:lvlOverride w:ilvl="7">
+      <w:startOverride w:val="1"/>
+    </w:lvlOverride>
+    <w:lvlOverride w:ilvl="8">
+      <w:startOverride w:val="1"/>
+    </w:lvlOverride>
   </w:num>
   <w:num w:numId="1003">
     <w:abstractNumId w:val="991"/>
@@ -2523,6 +2716,15 @@
     <w:abstractNumId w:val="991"/>
   </w:num>
   <w:num w:numId="1005">
+    <w:abstractNumId w:val="991"/>
+  </w:num>
+  <w:num w:numId="1006">
+    <w:abstractNumId w:val="991"/>
+  </w:num>
+  <w:num w:numId="1007">
+    <w:abstractNumId w:val="991"/>
+  </w:num>
+  <w:num w:numId="1008">
     <w:abstractNumId w:val="991"/>
   </w:num>
 </w:numbering>

--- a/downloads/teacher/04 Units/Unit 02 - Individual Growth and Life Readiness - Me, My Goals, My Money/Lesson 02.01 - Values and What Matters to Me.docx
+++ b/downloads/teacher/04 Units/Unit 02 - Individual Growth and Life Readiness - Me, My Goals, My Money/Lesson 02.01 - Values and What Matters to Me.docx
@@ -371,15 +371,6 @@
       </w:r>
       <w:r>
         <w:t xml:space="preserve">, page 1 printed on card stock and cut into 24 cards before class, held with a paper clip or a small envelope.</w:t>
-      </w:r>
-      <w:r>
-        <w:t xml:space="preserve"> </w:t>
-      </w:r>
-      <w:r>
-        <w:rPr>
-          <w:rStyle w:val="TeacherNote"/>
-        </w:rPr>
-        <w:t xml:space="preserve">[Sal: cut once, laminate if you can, and reuse them every year. Thirty decks is about 90 minutes of cutting; a student helper or the paper cutter makes it 20.]</w:t>
       </w:r>
     </w:p>
     <w:p>
@@ -767,15 +758,6 @@
             <w:r>
               <w:t xml:space="preserve">Give two examples from your own life.</w:t>
             </w:r>
-            <w:r>
-              <w:t xml:space="preserve"> </w:t>
-            </w:r>
-            <w:r>
-              <w:rPr>
-                <w:rStyle w:val="TeacherNote"/>
-              </w:rPr>
-              <w:t xml:space="preserve">[Sal: your own two, told in one sentence each; students remember the teacher’s examples.]</w:t>
-            </w:r>
           </w:p>
         </w:tc>
         <w:tc>
@@ -2022,15 +2004,6 @@
       <w:r>
         <w:t xml:space="preserve">, section 2.</w:t>
       </w:r>
-      <w:r>
-        <w:t xml:space="preserve"> </w:t>
-      </w:r>
-      <w:r>
-        <w:rPr>
-          <w:rStyle w:val="TeacherNote"/>
-        </w:rPr>
-        <w:t xml:space="preserve">[Sal: confirm against the NYSED PDF.]</w:t>
-      </w:r>
     </w:p>
     <w:p>
       <w:pPr>
@@ -2065,16 +2038,7 @@
         <w:pStyle w:val="Compact"/>
       </w:pPr>
       <w:r>
-        <w:t xml:space="preserve">Sal’s own materials: the Core Values Compass packet (</w:t>
-      </w:r>
-      <w:r>
-        <w:rPr>
-          <w:rStyle w:val="VerbatimChar"/>
-        </w:rPr>
-        <w:t xml:space="preserve">Lesson Dups/Unit_5_Personal_Branding/education_teachingwork_core_values_compass_2026_04.docx</w:t>
-      </w:r>
-      <w:r>
-        <w:t xml:space="preserve">) supplied the 24-value list and the top five, then top three sort. Rewritten here with definitions on every card, the three-pile step, the money, time, friends columns, and the values vs standards step added.</w:t>
+        <w:t xml:space="preserve">My own materials: the Core Values Compass packet supplied the 24-value list and the top five, then top three sort. Rewritten here with definitions on every card, the three-pile step, the money, time, friends columns, and the values vs standards step added.</w:t>
       </w:r>
     </w:p>
     <w:p>
@@ -2247,21 +2211,6 @@
       </w:r>
       <w:r>
         <w:t xml:space="preserve">slowly. Use the bedtime example and one about phones; both are rules they already have and did not call standards.</w:t>
-      </w:r>
-    </w:p>
-    <w:p>
-      <w:pPr>
-        <w:numPr>
-          <w:ilvl w:val="0"/>
-          <w:numId w:val="1008"/>
-        </w:numPr>
-        <w:pStyle w:val="Compact"/>
-      </w:pPr>
-      <w:r>
-        <w:rPr>
-          <w:rStyle w:val="TeacherNote"/>
-        </w:rPr>
-        <w:t xml:space="preserve">[Sal: your Core Values Compass packet had a four-friends story (Dev, Priya, Aisha, Leo) making four different choices about the same weekend. It works as a two-minute read-aloud before Step 4 if the class is slow to see that different values produce different choices. Decide whether to keep it or tell a story from your own life instead.]</w:t>
       </w:r>
     </w:p>
     <w:p>
